--- a/materials/競賽專區/C01_認識e度與主題/第1節回家學習單_先想想.docx
+++ b/materials/競賽專區/C01_認識e度與主題/第1節回家學習單_先想想.docx
@@ -159,7 +159,7 @@
       <w:r>
         <w:drawing>
           <wp:inline distT="0" distB="0" distL="0" distR="0">
-            <wp:extent cx="6623999" cy="1007999"/>
+            <wp:extent cx="6623999" cy="900000"/>
             <wp:effectExtent l="0" t="0" r="0" b="0"/>
             <wp:docPr id="102" name="框 102"/>
             <wp:cNvGraphicFramePr/>
@@ -170,7 +170,7 @@
                   <wps:spPr>
                     <a:xfrm>
                       <a:off x="0" y="0"/>
-                      <a:ext cx="6623999" cy="1007999"/>
+                      <a:ext cx="6623999" cy="900000"/>
                     </a:xfrm>
                     <a:prstGeom prst="roundRect">
                       <a:avLst>
@@ -240,7 +240,7 @@
       <w:r>
         <w:drawing>
           <wp:inline distT="0" distB="0" distL="0" distR="0">
-            <wp:extent cx="6623999" cy="1296000"/>
+            <wp:extent cx="6623999" cy="1152000"/>
             <wp:effectExtent l="0" t="0" r="0" b="0"/>
             <wp:docPr id="103" name="框 103"/>
             <wp:cNvGraphicFramePr/>
@@ -251,7 +251,7 @@
                   <wps:spPr>
                     <a:xfrm>
                       <a:off x="0" y="0"/>
-                      <a:ext cx="6623999" cy="1296000"/>
+                      <a:ext cx="6623999" cy="1152000"/>
                     </a:xfrm>
                     <a:prstGeom prst="roundRect">
                       <a:avLst>
@@ -321,90 +321,9 @@
       <w:r>
         <w:drawing>
           <wp:inline distT="0" distB="0" distL="0" distR="0">
-            <wp:extent cx="6623999" cy="1044000"/>
+            <wp:extent cx="6623999" cy="936000"/>
             <wp:effectExtent l="0" t="0" r="0" b="0"/>
             <wp:docPr id="104" name="框 104"/>
-            <wp:cNvGraphicFramePr/>
-            <a:graphic xmlns:a="http://schemas.openxmlformats.org/drawingml/2006/main">
-              <a:graphicData uri="http://schemas.microsoft.com/office/word/2010/wordprocessingShape">
-                <wps:wsp>
-                  <wps:cNvSpPr/>
-                  <wps:spPr>
-                    <a:xfrm>
-                      <a:off x="0" y="0"/>
-                      <a:ext cx="6623999" cy="1044000"/>
-                    </a:xfrm>
-                    <a:prstGeom prst="roundRect">
-                      <a:avLst>
-                        <a:gd name="adj" fmla="val 9000"/>
-                      </a:avLst>
-                    </a:prstGeom>
-                    <a:noFill/>
-                    <a:ln w="22225">
-                      <a:solidFill>
-                        <a:srgbClr val="000000"/>
-                      </a:solidFill>
-                    </a:ln>
-                  </wps:spPr>
-                  <wps:txbx>
-                    <w:txbxContent>
-                      <w:p>
-                        <w:pPr>
-                          <w:spacing w:before="0" w:after="0" w:line="264" w:lineRule="auto"/>
-                          <w:jc w:val="left"/>
-                        </w:pPr>
-                        <w:r>
-                          <w:rPr>
-                            <w:rFonts w:ascii="Times New Roman" w:hAnsi="Times New Roman" w:eastAsia="標楷體" w:cs="Times New Roman"/>
-                            <w:b/>
-                            <w:bCs/>
-                            <w:color w:val="000000"/>
-                            <w:sz w:val="24"/>
-                            <w:szCs w:val="24"/>
-                          </w:rPr>
-                          <w:t xml:space="preserve">3　</w:t>
-                        </w:r>
-                        <w:r>
-                          <w:rPr>
-                            <w:rFonts w:ascii="Times New Roman" w:hAnsi="Times New Roman" w:eastAsia="標楷體" w:cs="Times New Roman"/>
-                            <w:b/>
-                            <w:bCs/>
-                            <w:color w:val="000000"/>
-                            <w:sz w:val="24"/>
-                            <w:szCs w:val="24"/>
-                          </w:rPr>
-                          <w:t xml:space="preserve">我的感想：那時候我覺得……　現在想起來……</w:t>
-                        </w:r>
-                      </w:p>
-                    </w:txbxContent>
-                  </wps:txbx>
-                  <wps:bodyPr rot="0" vert="horz" wrap="square" lIns="100800" tIns="72000" rIns="100800" bIns="72000" anchor="t" anchorCtr="0">
-                    <a:noAutofit/>
-                  </wps:bodyPr>
-                </wps:wsp>
-              </a:graphicData>
-            </a:graphic>
-          </wp:inline>
-        </w:drawing>
-      </w:r>
-    </w:p>
-    <w:p>
-      <w:pPr>
-        <w:spacing w:before="0" w:after="0" w:line="100" w:lineRule="auto"/>
-        <w:jc w:val="left"/>
-      </w:pPr>
-    </w:p>
-    <w:p>
-      <w:pPr>
-        <w:spacing w:before="0" w:after="0" w:line="240" w:lineRule="auto"/>
-        <w:jc w:val="left"/>
-      </w:pPr>
-      <w:r>
-        <w:drawing>
-          <wp:inline distT="0" distB="0" distL="0" distR="0">
-            <wp:extent cx="6623999" cy="936000"/>
-            <wp:effectExtent l="0" t="0" r="0" b="0"/>
-            <wp:docPr id="105" name="框 105"/>
             <wp:cNvGraphicFramePr/>
             <a:graphic xmlns:a="http://schemas.openxmlformats.org/drawingml/2006/main">
               <a:graphicData uri="http://schemas.microsoft.com/office/word/2010/wordprocessingShape">
@@ -443,18 +362,18 @@
                             <w:sz w:val="24"/>
                             <w:szCs w:val="24"/>
                           </w:rPr>
-                          <w:t xml:space="preserve">4　</w:t>
-                        </w:r>
-                        <w:r>
-                          <w:rPr>
-                            <w:rFonts w:ascii="Times New Roman" w:hAnsi="Times New Roman" w:eastAsia="標楷體" w:cs="Times New Roman"/>
-                            <w:b/>
-                            <w:bCs/>
-                            <w:color w:val="000000"/>
-                            <w:sz w:val="24"/>
-                            <w:szCs w:val="24"/>
-                          </w:rPr>
-                          <w:t xml:space="preserve">我想感謝誰？我想對他說什麼？（用稱謂就好，例如阿嬤、哥哥）</w:t>
+                          <w:t xml:space="preserve">3　</w:t>
+                        </w:r>
+                        <w:r>
+                          <w:rPr>
+                            <w:rFonts w:ascii="Times New Roman" w:hAnsi="Times New Roman" w:eastAsia="標楷體" w:cs="Times New Roman"/>
+                            <w:b/>
+                            <w:bCs/>
+                            <w:color w:val="000000"/>
+                            <w:sz w:val="24"/>
+                            <w:szCs w:val="24"/>
+                          </w:rPr>
+                          <w:t xml:space="preserve">我的感想：那時候我覺得……　現在想起來……</w:t>
                         </w:r>
                       </w:p>
                     </w:txbxContent>
@@ -483,9 +402,9 @@
       <w:r>
         <w:drawing>
           <wp:inline distT="0" distB="0" distL="0" distR="0">
-            <wp:extent cx="6623999" cy="1260000"/>
+            <wp:extent cx="6623999" cy="827999"/>
             <wp:effectExtent l="0" t="0" r="0" b="0"/>
-            <wp:docPr id="106" name="框 106"/>
+            <wp:docPr id="105" name="框 105"/>
             <wp:cNvGraphicFramePr/>
             <a:graphic xmlns:a="http://schemas.openxmlformats.org/drawingml/2006/main">
               <a:graphicData uri="http://schemas.microsoft.com/office/word/2010/wordprocessingShape">
@@ -494,7 +413,7 @@
                   <wps:spPr>
                     <a:xfrm>
                       <a:off x="0" y="0"/>
-                      <a:ext cx="6623999" cy="1260000"/>
+                      <a:ext cx="6623999" cy="827999"/>
                     </a:xfrm>
                     <a:prstGeom prst="roundRect">
                       <a:avLst>
@@ -524,27 +443,18 @@
                             <w:sz w:val="24"/>
                             <w:szCs w:val="24"/>
                           </w:rPr>
-                          <w:t xml:space="preserve">5　</w:t>
-                        </w:r>
-                        <w:r>
-                          <w:rPr>
-                            <w:rFonts w:ascii="Times New Roman" w:hAnsi="Times New Roman" w:eastAsia="標楷體" w:cs="Times New Roman"/>
-                            <w:b/>
-                            <w:bCs/>
-                            <w:color w:val="000000"/>
-                            <w:sz w:val="24"/>
-                            <w:szCs w:val="24"/>
-                          </w:rPr>
-                          <w:t xml:space="preserve">為什麼我想寫這個回憶？</w:t>
-                        </w:r>
-                        <w:r>
-                          <w:rPr>
-                            <w:rFonts w:ascii="Times New Roman" w:hAnsi="Times New Roman" w:eastAsia="標楷體" w:cs="Times New Roman"/>
-                            <w:color w:val="000000"/>
-                            <w:sz w:val="20"/>
-                            <w:szCs w:val="20"/>
-                          </w:rPr>
-                          <w:t xml:space="preserve">（這就是作品的「創作理念」）</w:t>
+                          <w:t xml:space="preserve">4　</w:t>
+                        </w:r>
+                        <w:r>
+                          <w:rPr>
+                            <w:rFonts w:ascii="Times New Roman" w:hAnsi="Times New Roman" w:eastAsia="標楷體" w:cs="Times New Roman"/>
+                            <w:b/>
+                            <w:bCs/>
+                            <w:color w:val="000000"/>
+                            <w:sz w:val="24"/>
+                            <w:szCs w:val="24"/>
+                          </w:rPr>
+                          <w:t xml:space="preserve">我想感謝誰？我想對他說什麼？（用稱謂就好，例如阿嬤、哥哥）</w:t>
                         </w:r>
                       </w:p>
                     </w:txbxContent>
@@ -573,9 +483,9 @@
       <w:r>
         <w:drawing>
           <wp:inline distT="0" distB="0" distL="0" distR="0">
-            <wp:extent cx="6623999" cy="864000"/>
+            <wp:extent cx="6623999" cy="1116000"/>
             <wp:effectExtent l="0" t="0" r="0" b="0"/>
-            <wp:docPr id="107" name="框 107"/>
+            <wp:docPr id="106" name="框 106"/>
             <wp:cNvGraphicFramePr/>
             <a:graphic xmlns:a="http://schemas.openxmlformats.org/drawingml/2006/main">
               <a:graphicData uri="http://schemas.microsoft.com/office/word/2010/wordprocessingShape">
@@ -584,7 +494,7 @@
                   <wps:spPr>
                     <a:xfrm>
                       <a:off x="0" y="0"/>
-                      <a:ext cx="6623999" cy="864000"/>
+                      <a:ext cx="6623999" cy="1116000"/>
                     </a:xfrm>
                     <a:prstGeom prst="roundRect">
                       <a:avLst>
@@ -614,18 +524,27 @@
                             <w:sz w:val="24"/>
                             <w:szCs w:val="24"/>
                           </w:rPr>
-                          <w:t xml:space="preserve">6　</w:t>
-                        </w:r>
-                        <w:r>
-                          <w:rPr>
-                            <w:rFonts w:ascii="Times New Roman" w:hAnsi="Times New Roman" w:eastAsia="標楷體" w:cs="Times New Roman"/>
-                            <w:b/>
-                            <w:bCs/>
-                            <w:color w:val="000000"/>
-                            <w:sz w:val="24"/>
-                            <w:szCs w:val="24"/>
-                          </w:rPr>
-                          <w:t xml:space="preserve">作品名稱（先暫定）：</w:t>
+                          <w:t xml:space="preserve">5　</w:t>
+                        </w:r>
+                        <w:r>
+                          <w:rPr>
+                            <w:rFonts w:ascii="Times New Roman" w:hAnsi="Times New Roman" w:eastAsia="標楷體" w:cs="Times New Roman"/>
+                            <w:b/>
+                            <w:bCs/>
+                            <w:color w:val="000000"/>
+                            <w:sz w:val="24"/>
+                            <w:szCs w:val="24"/>
+                          </w:rPr>
+                          <w:t xml:space="preserve">為什麼我想寫這個回憶？</w:t>
+                        </w:r>
+                        <w:r>
+                          <w:rPr>
+                            <w:rFonts w:ascii="Times New Roman" w:hAnsi="Times New Roman" w:eastAsia="標楷體" w:cs="Times New Roman"/>
+                            <w:color w:val="000000"/>
+                            <w:sz w:val="20"/>
+                            <w:szCs w:val="20"/>
+                          </w:rPr>
+                          <w:t xml:space="preserve">（這就是作品的「創作理念」）</w:t>
                         </w:r>
                       </w:p>
                     </w:txbxContent>
@@ -634,6 +553,233 @@
                     <a:noAutofit/>
                   </wps:bodyPr>
                 </wps:wsp>
+              </a:graphicData>
+            </a:graphic>
+          </wp:inline>
+        </w:drawing>
+      </w:r>
+    </w:p>
+    <w:p>
+      <w:pPr>
+        <w:spacing w:before="0" w:after="0" w:line="100" w:lineRule="auto"/>
+        <w:jc w:val="left"/>
+      </w:pPr>
+    </w:p>
+    <w:p>
+      <w:pPr>
+        <w:spacing w:before="0" w:after="0" w:line="240" w:lineRule="auto"/>
+        <w:jc w:val="left"/>
+      </w:pPr>
+      <w:r>
+        <w:drawing>
+          <wp:inline distT="0" distB="0" distL="0" distR="0">
+            <wp:extent cx="6623999" cy="684000"/>
+            <wp:effectExtent l="0" t="0" r="0" b="0"/>
+            <wp:docPr id="107" name="框 107"/>
+            <wp:cNvGraphicFramePr/>
+            <a:graphic xmlns:a="http://schemas.openxmlformats.org/drawingml/2006/main">
+              <a:graphicData uri="http://schemas.microsoft.com/office/word/2010/wordprocessingShape">
+                <wps:wsp>
+                  <wps:cNvSpPr/>
+                  <wps:spPr>
+                    <a:xfrm>
+                      <a:off x="0" y="0"/>
+                      <a:ext cx="6623999" cy="684000"/>
+                    </a:xfrm>
+                    <a:prstGeom prst="roundRect">
+                      <a:avLst>
+                        <a:gd name="adj" fmla="val 9000"/>
+                      </a:avLst>
+                    </a:prstGeom>
+                    <a:noFill/>
+                    <a:ln w="22225">
+                      <a:solidFill>
+                        <a:srgbClr val="000000"/>
+                      </a:solidFill>
+                    </a:ln>
+                  </wps:spPr>
+                  <wps:txbx>
+                    <w:txbxContent>
+                      <w:p>
+                        <w:pPr>
+                          <w:spacing w:before="0" w:after="0" w:line="264" w:lineRule="auto"/>
+                          <w:jc w:val="left"/>
+                        </w:pPr>
+                        <w:r>
+                          <w:rPr>
+                            <w:rFonts w:ascii="Times New Roman" w:hAnsi="Times New Roman" w:eastAsia="標楷體" w:cs="Times New Roman"/>
+                            <w:b/>
+                            <w:bCs/>
+                            <w:color w:val="000000"/>
+                            <w:sz w:val="24"/>
+                            <w:szCs w:val="24"/>
+                          </w:rPr>
+                          <w:t xml:space="preserve">6　</w:t>
+                        </w:r>
+                        <w:r>
+                          <w:rPr>
+                            <w:rFonts w:ascii="Times New Roman" w:hAnsi="Times New Roman" w:eastAsia="標楷體" w:cs="Times New Roman"/>
+                            <w:b/>
+                            <w:bCs/>
+                            <w:color w:val="000000"/>
+                            <w:sz w:val="24"/>
+                            <w:szCs w:val="24"/>
+                          </w:rPr>
+                          <w:t xml:space="preserve">作品名稱（先暫定）：</w:t>
+                        </w:r>
+                      </w:p>
+                    </w:txbxContent>
+                  </wps:txbx>
+                  <wps:bodyPr rot="0" vert="horz" wrap="square" lIns="100800" tIns="72000" rIns="100800" bIns="72000" anchor="t" anchorCtr="0">
+                    <a:noAutofit/>
+                  </wps:bodyPr>
+                </wps:wsp>
+              </a:graphicData>
+            </a:graphic>
+          </wp:inline>
+        </w:drawing>
+      </w:r>
+    </w:p>
+    <w:p>
+      <w:pPr>
+        <w:spacing w:before="0" w:after="0" w:line="120" w:lineRule="auto"/>
+        <w:jc w:val="left"/>
+      </w:pPr>
+    </w:p>
+    <w:p>
+      <w:pPr>
+        <w:spacing w:before="0" w:after="0" w:line="240" w:lineRule="auto"/>
+        <w:jc w:val="left"/>
+      </w:pPr>
+      <w:r>
+        <w:drawing>
+          <wp:inline distT="0" distB="0" distL="0" distR="0">
+            <wp:extent cx="5543999" cy="972000"/>
+            <wp:effectExtent l="0" t="0" r="0" b="0"/>
+            <wp:docPr id="108" name="框 108"/>
+            <wp:cNvGraphicFramePr/>
+            <a:graphic xmlns:a="http://schemas.openxmlformats.org/drawingml/2006/main">
+              <a:graphicData uri="http://schemas.microsoft.com/office/word/2010/wordprocessingShape">
+                <wps:wsp>
+                  <wps:cNvSpPr/>
+                  <wps:spPr>
+                    <a:xfrm>
+                      <a:off x="0" y="0"/>
+                      <a:ext cx="5543999" cy="972000"/>
+                    </a:xfrm>
+                    <a:prstGeom prst="roundRect">
+                      <a:avLst>
+                        <a:gd name="adj" fmla="val 9000"/>
+                      </a:avLst>
+                    </a:prstGeom>
+                    <a:noFill/>
+                    <a:ln w="22225">
+                      <a:solidFill>
+                        <a:srgbClr val="000000"/>
+                      </a:solidFill>
+                    </a:ln>
+                  </wps:spPr>
+                  <wps:txbx>
+                    <w:txbxContent>
+                      <w:p>
+                        <w:pPr>
+                          <w:spacing w:before="0" w:after="40" w:line="276" w:lineRule="auto"/>
+                          <w:jc w:val="left"/>
+                        </w:pPr>
+                        <w:r>
+                          <w:rPr>
+                            <w:rFonts w:ascii="Times New Roman" w:hAnsi="Times New Roman" w:eastAsia="標楷體" w:cs="Times New Roman"/>
+                            <w:b/>
+                            <w:bCs/>
+                            <w:color w:val="000000"/>
+                            <w:sz w:val="24"/>
+                            <w:szCs w:val="24"/>
+                          </w:rPr>
+                          <w:t xml:space="preserve">線上學習單（上課要用）</w:t>
+                        </w:r>
+                      </w:p>
+                      <w:p>
+                        <w:pPr>
+                          <w:spacing w:before="0" w:after="40" w:line="276" w:lineRule="auto"/>
+                          <w:jc w:val="left"/>
+                        </w:pPr>
+                        <w:r>
+                          <w:rPr>
+                            <w:rFonts w:ascii="Times New Roman" w:hAnsi="Times New Roman" w:eastAsia="標楷體" w:cs="Times New Roman"/>
+                            <w:color w:val="000000"/>
+                            <w:sz w:val="22"/>
+                            <w:szCs w:val="22"/>
+                          </w:rPr>
+                          <w:t xml:space="preserve">掃描右邊的 QR Code，或輸入網址：</w:t>
+                        </w:r>
+                      </w:p>
+                      <w:p>
+                        <w:pPr>
+                          <w:spacing w:before="0" w:after="0" w:line="276" w:lineRule="auto"/>
+                          <w:jc w:val="left"/>
+                        </w:pPr>
+                        <w:r>
+                          <w:rPr>
+                            <w:rFonts w:ascii="Times New Roman" w:hAnsi="Times New Roman" w:eastAsia="標楷體" w:cs="Times New Roman"/>
+                            <w:b/>
+                            <w:bCs/>
+                            <w:color w:val="000000"/>
+                            <w:sz w:val="26"/>
+                            <w:szCs w:val="26"/>
+                          </w:rPr>
+                          <w:t xml:space="preserve">https://reurl.cc/LegVDK</w:t>
+                        </w:r>
+                      </w:p>
+                    </w:txbxContent>
+                  </wps:txbx>
+                  <wps:bodyPr rot="0" vert="horz" wrap="square" lIns="100800" tIns="72000" rIns="100800" bIns="72000" anchor="ctr" anchorCtr="0">
+                    <a:noAutofit/>
+                  </wps:bodyPr>
+                </wps:wsp>
+              </a:graphicData>
+            </a:graphic>
+          </wp:inline>
+        </w:drawing>
+      </w:r>
+      <w:r>
+        <w:rPr>
+          <w:rFonts w:ascii="Times New Roman" w:hAnsi="Times New Roman" w:eastAsia="標楷體" w:cs="Times New Roman"/>
+          <w:color w:val="000000"/>
+          <w:sz w:val="12"/>
+          <w:szCs w:val="12"/>
+        </w:rPr>
+        <w:t xml:space="preserve">  </w:t>
+      </w:r>
+      <w:r>
+        <w:drawing>
+          <wp:inline distT="0" distB="0" distL="0" distR="0">
+            <wp:extent cx="936000" cy="936000"/>
+            <wp:effectExtent l="0" t="0" r="0" b="0"/>
+            <wp:docPr id="109" name="QR Code" descr="線上學習單 QR Code"/>
+            <wp:cNvGraphicFramePr/>
+            <a:graphic>
+              <a:graphicData uri="http://schemas.openxmlformats.org/drawingml/2006/picture">
+                <pic:pic xmlns:pic="http://schemas.openxmlformats.org/drawingml/2006/picture">
+                  <pic:nvPicPr>
+                    <pic:cNvPr id="0" name="qrcode.png"/>
+                    <pic:cNvPicPr/>
+                  </pic:nvPicPr>
+                  <pic:blipFill>
+                    <a:blip r:embed="rId3"/>
+                    <a:stretch>
+                      <a:fillRect/>
+                    </a:stretch>
+                  </pic:blipFill>
+                  <pic:spPr>
+                    <a:xfrm>
+                      <a:off x="0" y="0"/>
+                      <a:ext cx="936000" cy="936000"/>
+                    </a:xfrm>
+                    <a:prstGeom prst="rect">
+                      <a:avLst/>
+                    </a:prstGeom>
+                  </pic:spPr>
+                </pic:pic>
               </a:graphicData>
             </a:graphic>
           </wp:inline>
